--- a/Documents/24DIT021_AWDF_P9.docx
+++ b/Documents/24DIT021_AWDF_P9.docx
@@ -4,23 +4,34 @@
   <w:body>
     <w:p>
       <w:pPr>
-        <w:spacing w:after="80"/>
+        <w:spacing w:before="240" w:after="60"/>
+        <w:jc w:val="center"/>
       </w:pPr>
       <w:r>
         <w:rPr>
+          <w:rFonts w:ascii="Times New Roman" w:hAnsi="Times New Roman"/>
           <w:b/>
-          <w:sz w:val="64"/>
+          <w:i w:val="0"/>
+          <w:color w:val="0F172A"/>
+          <w:sz w:val="44"/>
+          <w:rFonts w:ascii="Times New Roman" w:hAnsi="Times New Roman" w:cs="Times New Roman"/>
         </w:rPr>
         <w:t>PRACTICAL 9</w:t>
       </w:r>
     </w:p>
     <w:p>
       <w:pPr>
-        <w:spacing w:after="40"/>
+        <w:spacing w:after="60"/>
+        <w:jc w:val="center"/>
       </w:pPr>
       <w:r>
         <w:rPr>
-          <w:sz w:val="24"/>
+          <w:rFonts w:ascii="Times New Roman" w:hAnsi="Times New Roman"/>
+          <w:b/>
+          <w:i w:val="0"/>
+          <w:color w:val="1E293B"/>
+          <w:sz w:val="32"/>
+          <w:rFonts w:ascii="Times New Roman" w:hAnsi="Times New Roman" w:cs="Times New Roman"/>
         </w:rPr>
         <w:t>In-Memory Caching and Query Optimization</w:t>
       </w:r>
@@ -28,10 +39,16 @@
     <w:p>
       <w:pPr>
         <w:spacing w:after="40"/>
+        <w:jc w:val="center"/>
       </w:pPr>
       <w:r>
         <w:rPr>
+          <w:rFonts w:ascii="Times New Roman" w:hAnsi="Times New Roman"/>
+          <w:b/>
+          <w:i w:val="0"/>
+          <w:color w:val="334155"/>
           <w:sz w:val="24"/>
+          <w:rFonts w:ascii="Times New Roman" w:hAnsi="Times New Roman" w:cs="Times New Roman"/>
         </w:rPr>
         <w:t>Roll No:- 24DIT021</w:t>
       </w:r>
@@ -39,10 +56,16 @@
     <w:p>
       <w:pPr>
         <w:spacing w:after="40"/>
+        <w:jc w:val="center"/>
       </w:pPr>
       <w:r>
         <w:rPr>
-          <w:sz w:val="24"/>
+          <w:rFonts w:ascii="Times New Roman" w:hAnsi="Times New Roman"/>
+          <w:b w:val="0"/>
+          <w:i w:val="0"/>
+          <w:color w:val="334155"/>
+          <w:sz w:val="22"/>
+          <w:rFonts w:ascii="Times New Roman" w:hAnsi="Times New Roman" w:cs="Times New Roman"/>
         </w:rPr>
         <w:t>Subject: Advanced Web Development Frameworks (ITUE301)</w:t>
       </w:r>
@@ -50,10 +73,16 @@
     <w:p>
       <w:pPr>
         <w:spacing w:after="40"/>
+        <w:jc w:val="center"/>
       </w:pPr>
       <w:r>
         <w:rPr>
-          <w:sz w:val="24"/>
+          <w:rFonts w:ascii="Times New Roman" w:hAnsi="Times New Roman"/>
+          <w:b w:val="0"/>
+          <w:i w:val="0"/>
+          <w:color w:val="334155"/>
+          <w:sz w:val="22"/>
+          <w:rFonts w:ascii="Times New Roman" w:hAnsi="Times New Roman" w:cs="Times New Roman"/>
         </w:rPr>
         <w:t>Semester: 5th Semester B.Tech Information Technology</w:t>
       </w:r>
@@ -61,402 +90,628 @@
     <w:p>
       <w:pPr>
         <w:spacing w:after="40"/>
+        <w:jc w:val="center"/>
       </w:pPr>
       <w:r>
         <w:rPr>
-          <w:sz w:val="24"/>
+          <w:rFonts w:ascii="Times New Roman" w:hAnsi="Times New Roman"/>
+          <w:b w:val="0"/>
+          <w:i w:val="0"/>
+          <w:color w:val="334155"/>
+          <w:sz w:val="22"/>
+          <w:rFonts w:ascii="Times New Roman" w:hAnsi="Times New Roman" w:cs="Times New Roman"/>
         </w:rPr>
         <w:t>Faculty of Technology and Engineering, CHARUSAT</w:t>
       </w:r>
     </w:p>
     <w:p>
       <w:pPr>
-        <w:spacing w:after="160"/>
+        <w:spacing w:after="120"/>
       </w:pPr>
     </w:p>
     <w:p>
       <w:pPr>
-        <w:spacing w:before="280" w:after="120"/>
+        <w:spacing w:before="240" w:after="80"/>
       </w:pPr>
       <w:r>
         <w:rPr>
+          <w:rFonts w:ascii="Times New Roman" w:hAnsi="Times New Roman"/>
           <w:b/>
-          <w:sz w:val="40"/>
+          <w:i w:val="0"/>
+          <w:color w:val="0F172A"/>
+          <w:sz w:val="32"/>
+          <w:rFonts w:ascii="Times New Roman" w:hAnsi="Times New Roman" w:cs="Times New Roman"/>
         </w:rPr>
         <w:t>1. Problem Statement</w:t>
       </w:r>
     </w:p>
     <w:p>
       <w:pPr>
-        <w:spacing w:after="120" w:line="276" w:lineRule="auto"/>
+        <w:spacing w:after="80" w:line="276" w:lineRule="auto"/>
       </w:pPr>
       <w:r>
         <w:rPr>
+          <w:rFonts w:ascii="Times New Roman" w:hAnsi="Times New Roman"/>
+          <w:b w:val="0"/>
+          <w:i w:val="0"/>
+          <w:color w:val="1E293B"/>
           <w:sz w:val="22"/>
+          <w:rFonts w:ascii="Times New Roman" w:hAnsi="Times New Roman" w:cs="Times New Roman"/>
         </w:rPr>
         <w:t>Implement server-side in-memory caching using node-cache for the Task Management API. Cache GET /tasks with a 60-second TTL, invalidate cache on any write operation (POST, PUT, DELETE), measure and benchmark response time differences (cached vs uncached), and expose cache diagnostics.</w:t>
       </w:r>
     </w:p>
     <w:p>
       <w:pPr>
-        <w:spacing w:before="280" w:after="120"/>
+        <w:spacing w:before="240" w:after="80"/>
       </w:pPr>
       <w:r>
         <w:rPr>
+          <w:rFonts w:ascii="Times New Roman" w:hAnsi="Times New Roman"/>
           <w:b/>
-          <w:sz w:val="40"/>
+          <w:i w:val="0"/>
+          <w:color w:val="0F172A"/>
+          <w:sz w:val="32"/>
+          <w:rFonts w:ascii="Times New Roman" w:hAnsi="Times New Roman" w:cs="Times New Roman"/>
         </w:rPr>
         <w:t>2. Objective</w:t>
       </w:r>
     </w:p>
     <w:p>
       <w:pPr>
-        <w:spacing w:after="120" w:line="276" w:lineRule="auto"/>
+        <w:spacing w:after="80" w:line="276" w:lineRule="auto"/>
       </w:pPr>
       <w:r>
         <w:rPr>
+          <w:rFonts w:ascii="Times New Roman" w:hAnsi="Times New Roman"/>
+          <w:b w:val="0"/>
+          <w:i w:val="0"/>
+          <w:color w:val="1E293B"/>
           <w:sz w:val="22"/>
+          <w:rFonts w:ascii="Times New Roman" w:hAnsi="Times New Roman" w:cs="Times New Roman"/>
         </w:rPr>
         <w:t>To improve REST API response latency and reduce redundant database lookups using in-memory caching with strict invalidation protocols.</w:t>
       </w:r>
     </w:p>
     <w:p>
       <w:pPr>
-        <w:spacing w:before="280" w:after="120"/>
+        <w:spacing w:before="240" w:after="80"/>
       </w:pPr>
       <w:r>
         <w:rPr>
+          <w:rFonts w:ascii="Times New Roman" w:hAnsi="Times New Roman"/>
           <w:b/>
-          <w:sz w:val="40"/>
+          <w:i w:val="0"/>
+          <w:color w:val="0F172A"/>
+          <w:sz w:val="32"/>
+          <w:rFonts w:ascii="Times New Roman" w:hAnsi="Times New Roman" w:cs="Times New Roman"/>
         </w:rPr>
         <w:t>3. Theory / Concepts Used</w:t>
       </w:r>
     </w:p>
     <w:p>
       <w:pPr>
-        <w:pStyle w:val="ListParagraph"/>
+        <w:pStyle w:val="ListBullet"/>
         <w:spacing w:after="60" w:line="276" w:lineRule="auto"/>
       </w:pPr>
       <w:r>
         <w:rPr>
+          <w:rFonts w:ascii="Times New Roman" w:hAnsi="Times New Roman"/>
+          <w:b w:val="0"/>
+          <w:i w:val="0"/>
+          <w:color w:val="1E293B"/>
           <w:sz w:val="22"/>
+          <w:rFonts w:ascii="Times New Roman" w:hAnsi="Times New Roman" w:cs="Times New Roman"/>
         </w:rPr>
         <w:t>In-memory caching stores frequently requested database results directly in process RAM for instant retrieval.</w:t>
       </w:r>
     </w:p>
     <w:p>
       <w:pPr>
-        <w:pStyle w:val="ListParagraph"/>
+        <w:pStyle w:val="ListBullet"/>
         <w:spacing w:after="60" w:line="276" w:lineRule="auto"/>
       </w:pPr>
       <w:r>
         <w:rPr>
+          <w:rFonts w:ascii="Times New Roman" w:hAnsi="Times New Roman"/>
+          <w:b w:val="0"/>
+          <w:i w:val="0"/>
+          <w:color w:val="1E293B"/>
           <w:sz w:val="22"/>
+          <w:rFonts w:ascii="Times New Roman" w:hAnsi="Times New Roman" w:cs="Times New Roman"/>
         </w:rPr>
         <w:t>Time-To-Live (TTL) establishes the lifespan of cached entries before automatic eviction occurs.</w:t>
       </w:r>
     </w:p>
     <w:p>
       <w:pPr>
-        <w:pStyle w:val="ListParagraph"/>
+        <w:pStyle w:val="ListBullet"/>
         <w:spacing w:after="60" w:line="276" w:lineRule="auto"/>
       </w:pPr>
       <w:r>
         <w:rPr>
+          <w:rFonts w:ascii="Times New Roman" w:hAnsi="Times New Roman"/>
+          <w:b w:val="0"/>
+          <w:i w:val="0"/>
+          <w:color w:val="1E293B"/>
           <w:sz w:val="22"/>
+          <w:rFonts w:ascii="Times New Roman" w:hAnsi="Times New Roman" w:cs="Times New Roman"/>
         </w:rPr>
         <w:t>Cache invalidation ensures stale data is never served by wiping affected cache keys immediately upon create, update, or delete operations.</w:t>
       </w:r>
     </w:p>
     <w:p>
       <w:pPr>
-        <w:pStyle w:val="ListParagraph"/>
+        <w:pStyle w:val="ListBullet"/>
         <w:spacing w:after="60" w:line="276" w:lineRule="auto"/>
       </w:pPr>
       <w:r>
         <w:rPr>
+          <w:rFonts w:ascii="Times New Roman" w:hAnsi="Times New Roman"/>
+          <w:b w:val="0"/>
+          <w:i w:val="0"/>
+          <w:color w:val="1E293B"/>
           <w:sz w:val="22"/>
+          <w:rFonts w:ascii="Times New Roman" w:hAnsi="Times New Roman" w:cs="Times New Roman"/>
         </w:rPr>
         <w:t>Cache Hit Ratio (Hits / Total Lookups) measures the efficiency of the caching layer.</w:t>
       </w:r>
     </w:p>
     <w:p>
       <w:pPr>
-        <w:spacing w:before="280" w:after="120"/>
+        <w:spacing w:before="240" w:after="80"/>
       </w:pPr>
       <w:r>
         <w:rPr>
+          <w:rFonts w:ascii="Times New Roman" w:hAnsi="Times New Roman"/>
           <w:b/>
-          <w:sz w:val="40"/>
+          <w:i w:val="0"/>
+          <w:color w:val="0F172A"/>
+          <w:sz w:val="32"/>
+          <w:rFonts w:ascii="Times New Roman" w:hAnsi="Times New Roman" w:cs="Times New Roman"/>
         </w:rPr>
         <w:t>4. Solution Approach</w:t>
       </w:r>
     </w:p>
     <w:p>
       <w:pPr>
-        <w:pStyle w:val="ListParagraph"/>
+        <w:pStyle w:val="ListNumber"/>
         <w:spacing w:after="60" w:line="276" w:lineRule="auto"/>
       </w:pPr>
       <w:r>
         <w:rPr>
+          <w:rFonts w:ascii="Times New Roman" w:hAnsi="Times New Roman"/>
+          <w:b w:val="0"/>
+          <w:i w:val="0"/>
+          <w:color w:val="1E293B"/>
           <w:sz w:val="22"/>
+          <w:rFonts w:ascii="Times New Roman" w:hAnsi="Times New Roman" w:cs="Times New Roman"/>
         </w:rPr>
         <w:t>Install node-cache in task-manager-api.</w:t>
       </w:r>
     </w:p>
     <w:p>
       <w:pPr>
-        <w:pStyle w:val="ListParagraph"/>
+        <w:pStyle w:val="ListNumber"/>
         <w:spacing w:after="60" w:line="276" w:lineRule="auto"/>
       </w:pPr>
       <w:r>
         <w:rPr>
+          <w:rFonts w:ascii="Times New Roman" w:hAnsi="Times New Roman"/>
+          <w:b w:val="0"/>
+          <w:i w:val="0"/>
+          <w:color w:val="1E293B"/>
           <w:sz w:val="22"/>
+          <w:rFonts w:ascii="Times New Roman" w:hAnsi="Times New Roman" w:cs="Times New Roman"/>
         </w:rPr>
         <w:t>Create cache.js exporting a configured NodeCache instance with stdTTL: 60.</w:t>
       </w:r>
     </w:p>
     <w:p>
       <w:pPr>
-        <w:pStyle w:val="ListParagraph"/>
+        <w:pStyle w:val="ListNumber"/>
         <w:spacing w:after="60" w:line="276" w:lineRule="auto"/>
       </w:pPr>
       <w:r>
         <w:rPr>
+          <w:rFonts w:ascii="Times New Roman" w:hAnsi="Times New Roman"/>
+          <w:b w:val="0"/>
+          <w:i w:val="0"/>
+          <w:color w:val="1E293B"/>
           <w:sz w:val="22"/>
+          <w:rFonts w:ascii="Times New Roman" w:hAnsi="Times New Roman" w:cs="Times New Roman"/>
         </w:rPr>
         <w:t>Implement hit/miss counters and cacheMetrics tracking.</w:t>
       </w:r>
     </w:p>
     <w:p>
       <w:pPr>
-        <w:pStyle w:val="ListParagraph"/>
+        <w:pStyle w:val="ListNumber"/>
         <w:spacing w:after="60" w:line="276" w:lineRule="auto"/>
       </w:pPr>
       <w:r>
         <w:rPr>
+          <w:rFonts w:ascii="Times New Roman" w:hAnsi="Times New Roman"/>
+          <w:b w:val="0"/>
+          <w:i w:val="0"/>
+          <w:color w:val="1E293B"/>
           <w:sz w:val="22"/>
+          <w:rFonts w:ascii="Times New Roman" w:hAnsi="Times New Roman" w:cs="Times New Roman"/>
         </w:rPr>
         <w:t>In GET /tasks, check cache key 'all_tasks'; if found, return cached data with X-Cache-Status: HIT header.</w:t>
       </w:r>
     </w:p>
     <w:p>
       <w:pPr>
-        <w:pStyle w:val="ListParagraph"/>
+        <w:pStyle w:val="ListNumber"/>
         <w:spacing w:after="60" w:line="276" w:lineRule="auto"/>
       </w:pPr>
       <w:r>
         <w:rPr>
+          <w:rFonts w:ascii="Times New Roman" w:hAnsi="Times New Roman"/>
+          <w:b w:val="0"/>
+          <w:i w:val="0"/>
+          <w:color w:val="1E293B"/>
           <w:sz w:val="22"/>
+          <w:rFonts w:ascii="Times New Roman" w:hAnsi="Times New Roman" w:cs="Times New Roman"/>
         </w:rPr>
         <w:t>If miss, fetch from MongoDB, set cache key with 60s TTL, and return with X-Cache-Status: MISS header.</w:t>
       </w:r>
     </w:p>
     <w:p>
       <w:pPr>
-        <w:pStyle w:val="ListParagraph"/>
+        <w:pStyle w:val="ListNumber"/>
         <w:spacing w:after="60" w:line="276" w:lineRule="auto"/>
       </w:pPr>
       <w:r>
         <w:rPr>
+          <w:rFonts w:ascii="Times New Roman" w:hAnsi="Times New Roman"/>
+          <w:b w:val="0"/>
+          <w:i w:val="0"/>
+          <w:color w:val="1E293B"/>
           <w:sz w:val="22"/>
+          <w:rFonts w:ascii="Times New Roman" w:hAnsi="Times New Roman" w:cs="Times New Roman"/>
         </w:rPr>
         <w:t>Invalidate cache key on POST, PUT, and DELETE routes via invalidateTaskCache().</w:t>
       </w:r>
     </w:p>
     <w:p>
       <w:pPr>
-        <w:pStyle w:val="ListParagraph"/>
+        <w:pStyle w:val="ListNumber"/>
         <w:spacing w:after="60" w:line="276" w:lineRule="auto"/>
       </w:pPr>
       <w:r>
         <w:rPr>
+          <w:rFonts w:ascii="Times New Roman" w:hAnsi="Times New Roman"/>
+          <w:b w:val="0"/>
+          <w:i w:val="0"/>
+          <w:color w:val="1E293B"/>
           <w:sz w:val="22"/>
+          <w:rFonts w:ascii="Times New Roman" w:hAnsi="Times New Roman" w:cs="Times New Roman"/>
         </w:rPr>
         <w:t>Expose debug telemetry endpoint GET /api/cache-stats.</w:t>
       </w:r>
     </w:p>
     <w:p>
       <w:pPr>
-        <w:spacing w:before="280" w:after="120"/>
+        <w:spacing w:before="240" w:after="80"/>
       </w:pPr>
       <w:r>
         <w:rPr>
+          <w:rFonts w:ascii="Times New Roman" w:hAnsi="Times New Roman"/>
           <w:b/>
-          <w:sz w:val="40"/>
+          <w:i w:val="0"/>
+          <w:color w:val="0F172A"/>
+          <w:sz w:val="32"/>
+          <w:rFonts w:ascii="Times New Roman" w:hAnsi="Times New Roman" w:cs="Times New Roman"/>
         </w:rPr>
         <w:t>5. Architecture and Workflow Diagram</w:t>
       </w:r>
     </w:p>
+    <w:tbl>
+      <w:tblPr>
+        <w:tblW w:type="auto" w:w="0"/>
+        <w:jc w:val="center"/>
+        <w:tblLayout w:type="fixed"/>
+        <w:tblLook w:firstColumn="1" w:firstRow="1" w:lastColumn="0" w:lastRow="0" w:noHBand="0" w:noVBand="1" w:val="04A0"/>
+      </w:tblPr>
+      <w:tblGrid>
+        <w:gridCol w:w="10080"/>
+      </w:tblGrid>
+      <w:tr>
+        <w:tc>
+          <w:tcPr>
+            <w:tcW w:type="dxa" w:w="9792"/>
+            <w:shd w:fill="F8FAFC"/>
+            <w:tcBorders>
+              <w:top w:val="single" w:sz="4" w:space="0" w:color="E2E8F0"/>
+              <w:left w:val="single" w:sz="12" w:space="0" w:color="3B82F6"/>
+              <w:bottom w:val="single" w:sz="4" w:space="0" w:color="E2E8F0"/>
+              <w:right w:val="single" w:sz="4" w:space="0" w:color="E2E8F0"/>
+            </w:tcBorders>
+            <w:tcMar>
+              <w:top w:w="120" w:type="dxa"/>
+              <w:bottom w:w="120" w:type="dxa"/>
+              <w:left w:w="160" w:type="dxa"/>
+              <w:right w:w="160" w:type="dxa"/>
+            </w:tcMar>
+          </w:tcPr>
+          <w:p>
+            <w:pPr>
+              <w:spacing w:before="40" w:after="40" w:line="252" w:lineRule="auto"/>
+            </w:pPr>
+            <w:r>
+              <w:rPr>
+                <w:rFonts w:ascii="Consolas" w:hAnsi="Consolas"/>
+                <w:b w:val="0"/>
+                <w:i w:val="0"/>
+                <w:color w:val="1E293B"/>
+                <w:sz w:val="18"/>
+                <w:rFonts w:ascii="Consolas" w:hAnsi="Consolas" w:cs="Consolas"/>
+              </w:rPr>
+              <w:t>GET /tasks Request</w:t>
+              <w:br/>
+              <w:t xml:space="preserve">       |</w:t>
+              <w:br/>
+              <w:t xml:space="preserve">       v</w:t>
+              <w:br/>
+              <w:t xml:space="preserve"> Cache Check (node-cache in RAM)</w:t>
+              <w:br/>
+              <w:t xml:space="preserve"> ├── HIT  ➔ Return cached array immediately (1-2 ms) [X-Cache-Status: HIT]</w:t>
+              <w:br/>
+              <w:t xml:space="preserve"> └── MISS ➔ Query MongoDB ➔ Store in cache (60s TTL) ➔ Return data (34 ms) [X-Cache-Status: MISS]</w:t>
+              <w:br/>
+              <w:br/>
+              <w:t>POST / PUT / DELETE /tasks Request</w:t>
+              <w:br/>
+              <w:t xml:space="preserve">       |</w:t>
+              <w:br/>
+              <w:t xml:space="preserve">       v</w:t>
+              <w:br/>
+              <w:t xml:space="preserve"> Database Write (MongoDB) ➔ Invalidate Cache Key ('all_tasks') ➔ Next GET is guaranteed fresh!</w:t>
+            </w:r>
+          </w:p>
+        </w:tc>
+      </w:tr>
+    </w:tbl>
     <w:p>
       <w:pPr>
-        <w:spacing w:before="80" w:after="120"/>
-        <w:ind w:left="288"/>
+        <w:spacing w:after="80"/>
+      </w:pPr>
+    </w:p>
+    <w:p>
+      <w:pPr>
+        <w:spacing w:before="240" w:after="80"/>
       </w:pPr>
       <w:r>
         <w:rPr>
-          <w:rFonts w:ascii="Consolas" w:hAnsi="Consolas"/>
-          <w:color w:val="1E293B"/>
-          <w:sz w:val="19"/>
-        </w:rPr>
-        <w:t>GET /tasks Request</w:t>
-        <w:br/>
-        <w:t xml:space="preserve">       |</w:t>
-        <w:br/>
-        <w:t xml:space="preserve">       v</w:t>
-        <w:br/>
-        <w:t xml:space="preserve"> Cache Check (node-cache in RAM)</w:t>
-        <w:br/>
-        <w:t xml:space="preserve"> ├── HIT  ➔ Return cached array immediately (1-2 ms) [X-Cache-Status: HIT]</w:t>
-        <w:br/>
-        <w:t xml:space="preserve"> └── MISS ➔ Query MongoDB ➔ Store in cache (60s TTL) ➔ Return data (34 ms) [X-Cache-Status: MISS]</w:t>
-        <w:br/>
-        <w:br/>
-        <w:t>POST / PUT / DELETE /tasks Request</w:t>
-        <w:br/>
-        <w:t xml:space="preserve">       |</w:t>
-        <w:br/>
-        <w:t xml:space="preserve">       v</w:t>
-        <w:br/>
-        <w:t xml:space="preserve"> Database Write (MongoDB) ➔ Invalidate Cache Key ('all_tasks') ➔ Next GET is guaranteed fresh!</w:t>
-      </w:r>
-    </w:p>
-    <w:p>
-      <w:pPr>
-        <w:spacing w:before="280" w:after="120"/>
-      </w:pPr>
-      <w:r>
-        <w:rPr>
+          <w:rFonts w:ascii="Times New Roman" w:hAnsi="Times New Roman"/>
           <w:b/>
-          <w:sz w:val="40"/>
+          <w:i w:val="0"/>
+          <w:color w:val="0F172A"/>
+          <w:sz w:val="32"/>
+          <w:rFonts w:ascii="Times New Roman" w:hAnsi="Times New Roman" w:cs="Times New Roman"/>
         </w:rPr>
         <w:t>6. Key Implementation Code Snippets</w:t>
       </w:r>
     </w:p>
     <w:p>
       <w:pPr>
-        <w:spacing w:before="200" w:after="80"/>
+        <w:spacing w:before="160" w:after="40"/>
       </w:pPr>
       <w:r>
         <w:rPr>
+          <w:rFonts w:ascii="Times New Roman" w:hAnsi="Times New Roman"/>
           <w:b/>
-          <w:sz w:val="28"/>
+          <w:i w:val="0"/>
+          <w:color w:val="1E293B"/>
+          <w:sz w:val="24"/>
+          <w:rFonts w:ascii="Times New Roman" w:hAnsi="Times New Roman" w:cs="Times New Roman"/>
         </w:rPr>
         <w:t>Source File: cache.js</w:t>
       </w:r>
     </w:p>
+    <w:tbl>
+      <w:tblPr>
+        <w:tblW w:type="auto" w:w="0"/>
+        <w:jc w:val="center"/>
+        <w:tblLayout w:type="fixed"/>
+        <w:tblLook w:firstColumn="1" w:firstRow="1" w:lastColumn="0" w:lastRow="0" w:noHBand="0" w:noVBand="1" w:val="04A0"/>
+      </w:tblPr>
+      <w:tblGrid>
+        <w:gridCol w:w="10080"/>
+      </w:tblGrid>
+      <w:tr>
+        <w:tc>
+          <w:tcPr>
+            <w:tcW w:type="dxa" w:w="9792"/>
+            <w:shd w:fill="F8FAFC"/>
+            <w:tcBorders>
+              <w:top w:val="single" w:sz="4" w:space="0" w:color="E2E8F0"/>
+              <w:left w:val="single" w:sz="12" w:space="0" w:color="3B82F6"/>
+              <w:bottom w:val="single" w:sz="4" w:space="0" w:color="E2E8F0"/>
+              <w:right w:val="single" w:sz="4" w:space="0" w:color="E2E8F0"/>
+            </w:tcBorders>
+            <w:tcMar>
+              <w:top w:w="120" w:type="dxa"/>
+              <w:bottom w:w="120" w:type="dxa"/>
+              <w:left w:w="160" w:type="dxa"/>
+              <w:right w:w="160" w:type="dxa"/>
+            </w:tcMar>
+          </w:tcPr>
+          <w:p>
+            <w:pPr>
+              <w:spacing w:before="40" w:after="40" w:line="252" w:lineRule="auto"/>
+            </w:pPr>
+            <w:r>
+              <w:rPr>
+                <w:rFonts w:ascii="Consolas" w:hAnsi="Consolas"/>
+                <w:b w:val="0"/>
+                <w:i w:val="0"/>
+                <w:color w:val="1E293B"/>
+                <w:sz w:val="18"/>
+                <w:rFonts w:ascii="Consolas" w:hAnsi="Consolas" w:cs="Consolas"/>
+              </w:rPr>
+              <w:t>export const cache = new NodeCache({ stdTTL: 60, checkperiod: 120 });</w:t>
+              <w:br/>
+              <w:br/>
+              <w:t>export const getFromCache = (key) =&gt; {</w:t>
+              <w:br/>
+              <w:t xml:space="preserve">  const value = cache.get(key);</w:t>
+              <w:br/>
+              <w:t xml:space="preserve">  if (value !== undefined) { cacheMetrics.hits++; return value; }</w:t>
+              <w:br/>
+              <w:t xml:space="preserve">  cacheMetrics.misses++; return null;</w:t>
+              <w:br/>
+              <w:t>};</w:t>
+              <w:br/>
+              <w:br/>
+              <w:t>export const invalidateTaskCache = (taskId = null) =&gt; {</w:t>
+              <w:br/>
+              <w:t xml:space="preserve">  cache.del('all_tasks');</w:t>
+              <w:br/>
+              <w:t xml:space="preserve">  if (taskId) cache.del(`task_${taskId}`);</w:t>
+              <w:br/>
+              <w:t>};</w:t>
+            </w:r>
+          </w:p>
+        </w:tc>
+      </w:tr>
+    </w:tbl>
     <w:p>
       <w:pPr>
-        <w:spacing w:before="80" w:after="120"/>
-        <w:ind w:left="288"/>
+        <w:spacing w:after="80"/>
+      </w:pPr>
+    </w:p>
+    <w:p>
+      <w:pPr>
+        <w:spacing w:before="160" w:after="40"/>
       </w:pPr>
       <w:r>
         <w:rPr>
-          <w:rFonts w:ascii="Consolas" w:hAnsi="Consolas"/>
+          <w:rFonts w:ascii="Times New Roman" w:hAnsi="Times New Roman"/>
+          <w:b/>
+          <w:i w:val="0"/>
           <w:color w:val="1E293B"/>
-          <w:sz w:val="19"/>
-        </w:rPr>
-        <w:t>export const cache = new NodeCache({ stdTTL: 60, checkperiod: 120 });</w:t>
-        <w:br/>
-        <w:br/>
-        <w:t>export const getFromCache = (key) =&gt; {</w:t>
-        <w:br/>
-        <w:t xml:space="preserve">  const value = cache.get(key);</w:t>
-        <w:br/>
-        <w:t xml:space="preserve">  if (value !== undefined) { cacheMetrics.hits++; return value; }</w:t>
-        <w:br/>
-        <w:t xml:space="preserve">  cacheMetrics.misses++; return null;</w:t>
-        <w:br/>
-        <w:t>};</w:t>
-        <w:br/>
-        <w:br/>
-        <w:t>export const invalidateTaskCache = (taskId = null) =&gt; {</w:t>
-        <w:br/>
-        <w:t xml:space="preserve">  cache.del('all_tasks');</w:t>
-        <w:br/>
-        <w:t xml:space="preserve">  if (taskId) cache.del(`task_${taskId}`);</w:t>
-        <w:br/>
-        <w:t>};</w:t>
-      </w:r>
-    </w:p>
-    <w:p>
-      <w:pPr>
-        <w:spacing w:before="200" w:after="80"/>
-      </w:pPr>
-      <w:r>
-        <w:rPr>
-          <w:b/>
-          <w:sz w:val="28"/>
+          <w:sz w:val="24"/>
+          <w:rFonts w:ascii="Times New Roman" w:hAnsi="Times New Roman" w:cs="Times New Roman"/>
         </w:rPr>
         <w:t>Source File: routes/taskRoutes.js</w:t>
       </w:r>
     </w:p>
+    <w:tbl>
+      <w:tblPr>
+        <w:tblW w:type="auto" w:w="0"/>
+        <w:jc w:val="center"/>
+        <w:tblLayout w:type="fixed"/>
+        <w:tblLook w:firstColumn="1" w:firstRow="1" w:lastColumn="0" w:lastRow="0" w:noHBand="0" w:noVBand="1" w:val="04A0"/>
+      </w:tblPr>
+      <w:tblGrid>
+        <w:gridCol w:w="10080"/>
+      </w:tblGrid>
+      <w:tr>
+        <w:tc>
+          <w:tcPr>
+            <w:tcW w:type="dxa" w:w="9792"/>
+            <w:shd w:fill="F8FAFC"/>
+            <w:tcBorders>
+              <w:top w:val="single" w:sz="4" w:space="0" w:color="E2E8F0"/>
+              <w:left w:val="single" w:sz="12" w:space="0" w:color="3B82F6"/>
+              <w:bottom w:val="single" w:sz="4" w:space="0" w:color="E2E8F0"/>
+              <w:right w:val="single" w:sz="4" w:space="0" w:color="E2E8F0"/>
+            </w:tcBorders>
+            <w:tcMar>
+              <w:top w:w="120" w:type="dxa"/>
+              <w:bottom w:w="120" w:type="dxa"/>
+              <w:left w:w="160" w:type="dxa"/>
+              <w:right w:w="160" w:type="dxa"/>
+            </w:tcMar>
+          </w:tcPr>
+          <w:p>
+            <w:pPr>
+              <w:spacing w:before="40" w:after="40" w:line="252" w:lineRule="auto"/>
+            </w:pPr>
+            <w:r>
+              <w:rPr>
+                <w:rFonts w:ascii="Consolas" w:hAnsi="Consolas"/>
+                <w:b w:val="0"/>
+                <w:i w:val="0"/>
+                <w:color w:val="1E293B"/>
+                <w:sz w:val="18"/>
+                <w:rFonts w:ascii="Consolas" w:hAnsi="Consolas" w:cs="Consolas"/>
+              </w:rPr>
+              <w:t>router.get('/', async (req, res, next) =&gt; {</w:t>
+              <w:br/>
+              <w:t xml:space="preserve">  const cached = getFromCache('all_tasks');</w:t>
+              <w:br/>
+              <w:t xml:space="preserve">  if (cached) {</w:t>
+              <w:br/>
+              <w:t xml:space="preserve">    res.setHeader('X-Cache-Status', 'HIT');</w:t>
+              <w:br/>
+              <w:t xml:space="preserve">    return res.status(200).json(cached);</w:t>
+              <w:br/>
+              <w:t xml:space="preserve">  }</w:t>
+              <w:br/>
+              <w:t xml:space="preserve">  const tasks = await Task.find().sort({ createdAt: -1 });</w:t>
+              <w:br/>
+              <w:t xml:space="preserve">  setToCache('all_tasks', tasks, 60);</w:t>
+              <w:br/>
+              <w:t xml:space="preserve">  res.setHeader('X-Cache-Status', 'MISS');</w:t>
+              <w:br/>
+              <w:t xml:space="preserve">  return res.status(200).json(tasks);</w:t>
+              <w:br/>
+              <w:t>});</w:t>
+            </w:r>
+          </w:p>
+        </w:tc>
+      </w:tr>
+    </w:tbl>
     <w:p>
       <w:pPr>
-        <w:spacing w:before="80" w:after="120"/>
-        <w:ind w:left="288"/>
+        <w:spacing w:after="80"/>
+      </w:pPr>
+    </w:p>
+    <w:p>
+      <w:pPr>
+        <w:spacing w:before="240" w:after="80"/>
       </w:pPr>
       <w:r>
         <w:rPr>
-          <w:rFonts w:ascii="Consolas" w:hAnsi="Consolas"/>
-          <w:color w:val="1E293B"/>
-          <w:sz w:val="19"/>
-        </w:rPr>
-        <w:t>router.get('/', async (req, res, next) =&gt; {</w:t>
-        <w:br/>
-        <w:t xml:space="preserve">  const cached = getFromCache('all_tasks');</w:t>
-        <w:br/>
-        <w:t xml:space="preserve">  if (cached) {</w:t>
-        <w:br/>
-        <w:t xml:space="preserve">    res.setHeader('X-Cache-Status', 'HIT');</w:t>
-        <w:br/>
-        <w:t xml:space="preserve">    return res.status(200).json(cached);</w:t>
-        <w:br/>
-        <w:t xml:space="preserve">  }</w:t>
-        <w:br/>
-        <w:t xml:space="preserve">  const tasks = await Task.find().sort({ createdAt: -1 });</w:t>
-        <w:br/>
-        <w:t xml:space="preserve">  setToCache('all_tasks', tasks, 60);</w:t>
-        <w:br/>
-        <w:t xml:space="preserve">  res.setHeader('X-Cache-Status', 'MISS');</w:t>
-        <w:br/>
-        <w:t xml:space="preserve">  return res.status(200).json(tasks);</w:t>
-        <w:br/>
-        <w:t>});</w:t>
-      </w:r>
-    </w:p>
-    <w:p>
-      <w:pPr>
-        <w:spacing w:before="280" w:after="120"/>
-      </w:pPr>
-      <w:r>
-        <w:rPr>
+          <w:rFonts w:ascii="Times New Roman" w:hAnsi="Times New Roman"/>
           <w:b/>
-          <w:sz w:val="40"/>
+          <w:i w:val="0"/>
+          <w:color w:val="0F172A"/>
+          <w:sz w:val="32"/>
+          <w:rFonts w:ascii="Times New Roman" w:hAnsi="Times New Roman" w:cs="Times New Roman"/>
         </w:rPr>
         <w:t>7. Practical Execution and Evidence</w:t>
       </w:r>
     </w:p>
     <w:p>
       <w:pPr>
-        <w:spacing w:after="120" w:line="276" w:lineRule="auto"/>
+        <w:spacing w:after="80" w:line="276" w:lineRule="auto"/>
       </w:pPr>
       <w:r>
         <w:rPr>
+          <w:rFonts w:ascii="Times New Roman" w:hAnsi="Times New Roman"/>
+          <w:b w:val="0"/>
+          <w:i w:val="0"/>
+          <w:color w:val="1E293B"/>
           <w:sz w:val="22"/>
+          <w:rFonts w:ascii="Times New Roman" w:hAnsi="Times New Roman" w:cs="Times New Roman"/>
         </w:rPr>
-        <w:t>The following screenshots demonstrate the verified execution, terminal logs, and live output of the implemented solution:</w:t>
+        <w:t>The following visual evidence records demonstrate the execution, terminal logs, and live output of the implemented practical:</w:t>
       </w:r>
     </w:p>
     <w:p>
       <w:pPr>
-        <w:spacing w:before="160" w:after="80"/>
+        <w:spacing w:before="160" w:after="60"/>
         <w:jc w:val="center"/>
       </w:pPr>
       <w:r>
         <w:drawing>
           <wp:inline xmlns:a="http://schemas.openxmlformats.org/drawingml/2006/main" xmlns:pic="http://schemas.openxmlformats.org/drawingml/2006/picture">
-            <wp:extent cx="5669280" cy="3419566"/>
+            <wp:extent cx="5486400" cy="3309257"/>
             <wp:docPr id="1" name="Picture 1"/>
             <wp:cNvGraphicFramePr>
               <a:graphicFrameLocks noChangeAspect="1"/>
@@ -469,7 +724,7 @@
                     <pic:cNvPicPr/>
                   </pic:nvPicPr>
                   <pic:blipFill>
-                    <a:blip r:embed="rId9"/>
+                    <a:blip r:embed="rId11"/>
                     <a:stretch>
                       <a:fillRect/>
                     </a:stretch>
@@ -477,7 +732,7 @@
                   <pic:spPr>
                     <a:xfrm>
                       <a:off x="0" y="0"/>
-                      <a:ext cx="5669280" cy="3419566"/>
+                      <a:ext cx="5486400" cy="3309257"/>
                     </a:xfrm>
                     <a:prstGeom prst="rect"/>
                   </pic:spPr>
@@ -490,27 +745,30 @@
     </w:p>
     <w:p>
       <w:pPr>
-        <w:spacing w:after="200"/>
+        <w:spacing w:after="160"/>
         <w:jc w:val="center"/>
       </w:pPr>
       <w:r>
         <w:rPr>
+          <w:rFonts w:ascii="Times New Roman" w:hAnsi="Times New Roman"/>
+          <w:b w:val="0"/>
           <w:i/>
-          <w:color w:val="64748B"/>
+          <w:color w:val="475569"/>
           <w:sz w:val="19"/>
+          <w:rFonts w:ascii="Times New Roman" w:hAnsi="Times New Roman" w:cs="Times New Roman"/>
         </w:rPr>
         <w:t>Fig. 9.1: Request 1 resulting in Cache MISS and querying MongoDB (34 ms).</w:t>
       </w:r>
     </w:p>
     <w:p>
       <w:pPr>
-        <w:spacing w:before="160" w:after="80"/>
+        <w:spacing w:before="160" w:after="60"/>
         <w:jc w:val="center"/>
       </w:pPr>
       <w:r>
         <w:drawing>
           <wp:inline xmlns:a="http://schemas.openxmlformats.org/drawingml/2006/main" xmlns:pic="http://schemas.openxmlformats.org/drawingml/2006/picture">
-            <wp:extent cx="5669280" cy="3419566"/>
+            <wp:extent cx="5486400" cy="3309257"/>
             <wp:docPr id="2" name="Picture 2"/>
             <wp:cNvGraphicFramePr>
               <a:graphicFrameLocks noChangeAspect="1"/>
@@ -523,7 +781,7 @@
                     <pic:cNvPicPr/>
                   </pic:nvPicPr>
                   <pic:blipFill>
-                    <a:blip r:embed="rId10"/>
+                    <a:blip r:embed="rId12"/>
                     <a:stretch>
                       <a:fillRect/>
                     </a:stretch>
@@ -531,7 +789,7 @@
                   <pic:spPr>
                     <a:xfrm>
                       <a:off x="0" y="0"/>
-                      <a:ext cx="5669280" cy="3419566"/>
+                      <a:ext cx="5486400" cy="3309257"/>
                     </a:xfrm>
                     <a:prstGeom prst="rect"/>
                   </pic:spPr>
@@ -544,27 +802,30 @@
     </w:p>
     <w:p>
       <w:pPr>
-        <w:spacing w:after="200"/>
+        <w:spacing w:after="160"/>
         <w:jc w:val="center"/>
       </w:pPr>
       <w:r>
         <w:rPr>
+          <w:rFonts w:ascii="Times New Roman" w:hAnsi="Times New Roman"/>
+          <w:b w:val="0"/>
           <w:i/>
-          <w:color w:val="64748B"/>
+          <w:color w:val="475569"/>
           <w:sz w:val="19"/>
+          <w:rFonts w:ascii="Times New Roman" w:hAnsi="Times New Roman" w:cs="Times New Roman"/>
         </w:rPr>
         <w:t>Fig. 9.2: Request 2 resulting in Cache HIT and returning from RAM in ~1 ms (34x speedup).</w:t>
       </w:r>
     </w:p>
     <w:p>
       <w:pPr>
-        <w:spacing w:before="160" w:after="80"/>
+        <w:spacing w:before="160" w:after="60"/>
         <w:jc w:val="center"/>
       </w:pPr>
       <w:r>
         <w:drawing>
           <wp:inline xmlns:a="http://schemas.openxmlformats.org/drawingml/2006/main" xmlns:pic="http://schemas.openxmlformats.org/drawingml/2006/picture">
-            <wp:extent cx="5669280" cy="3419566"/>
+            <wp:extent cx="5486400" cy="3309257"/>
             <wp:docPr id="3" name="Picture 3"/>
             <wp:cNvGraphicFramePr>
               <a:graphicFrameLocks noChangeAspect="1"/>
@@ -577,7 +838,7 @@
                     <pic:cNvPicPr/>
                   </pic:nvPicPr>
                   <pic:blipFill>
-                    <a:blip r:embed="rId11"/>
+                    <a:blip r:embed="rId13"/>
                     <a:stretch>
                       <a:fillRect/>
                     </a:stretch>
@@ -585,7 +846,7 @@
                   <pic:spPr>
                     <a:xfrm>
                       <a:off x="0" y="0"/>
-                      <a:ext cx="5669280" cy="3419566"/>
+                      <a:ext cx="5486400" cy="3309257"/>
                     </a:xfrm>
                     <a:prstGeom prst="rect"/>
                   </pic:spPr>
@@ -598,86 +859,117 @@
     </w:p>
     <w:p>
       <w:pPr>
-        <w:spacing w:after="200"/>
+        <w:spacing w:after="160"/>
         <w:jc w:val="center"/>
       </w:pPr>
       <w:r>
         <w:rPr>
+          <w:rFonts w:ascii="Times New Roman" w:hAnsi="Times New Roman"/>
+          <w:b w:val="0"/>
           <w:i/>
-          <w:color w:val="64748B"/>
+          <w:color w:val="475569"/>
           <w:sz w:val="19"/>
+          <w:rFonts w:ascii="Times New Roman" w:hAnsi="Times New Roman" w:cs="Times New Roman"/>
         </w:rPr>
         <w:t>Fig. 9.3: Cache diagnostic endpoint GET /api/cache-stats showing 75% hit ratio.</w:t>
       </w:r>
     </w:p>
     <w:p>
       <w:pPr>
-        <w:spacing w:before="280" w:after="120"/>
+        <w:spacing w:before="240" w:after="80"/>
       </w:pPr>
       <w:r>
         <w:rPr>
+          <w:rFonts w:ascii="Times New Roman" w:hAnsi="Times New Roman"/>
           <w:b/>
-          <w:sz w:val="40"/>
+          <w:i w:val="0"/>
+          <w:color w:val="0F172A"/>
+          <w:sz w:val="32"/>
+          <w:rFonts w:ascii="Times New Roman" w:hAnsi="Times New Roman" w:cs="Times New Roman"/>
         </w:rPr>
         <w:t>8. Testing and Verification</w:t>
       </w:r>
     </w:p>
     <w:p>
       <w:pPr>
-        <w:pStyle w:val="ListParagraph"/>
+        <w:pStyle w:val="ListBullet"/>
         <w:spacing w:after="60" w:line="276" w:lineRule="auto"/>
       </w:pPr>
       <w:r>
         <w:rPr>
+          <w:rFonts w:ascii="Times New Roman" w:hAnsi="Times New Roman"/>
+          <w:b w:val="0"/>
+          <w:i w:val="0"/>
+          <w:color w:val="1E293B"/>
           <w:sz w:val="22"/>
+          <w:rFonts w:ascii="Times New Roman" w:hAnsi="Times New Roman" w:cs="Times New Roman"/>
         </w:rPr>
         <w:t>Test 1: Initial GET /tasks returns Cache MISS in ~34 ms. [PASS]</w:t>
       </w:r>
     </w:p>
     <w:p>
       <w:pPr>
-        <w:pStyle w:val="ListParagraph"/>
+        <w:pStyle w:val="ListBullet"/>
         <w:spacing w:after="60" w:line="276" w:lineRule="auto"/>
       </w:pPr>
       <w:r>
         <w:rPr>
+          <w:rFonts w:ascii="Times New Roman" w:hAnsi="Times New Roman"/>
+          <w:b w:val="0"/>
+          <w:i w:val="0"/>
+          <w:color w:val="1E293B"/>
           <w:sz w:val="22"/>
+          <w:rFonts w:ascii="Times New Roman" w:hAnsi="Times New Roman" w:cs="Times New Roman"/>
         </w:rPr>
         <w:t>Test 2: Immediate repeated GET /tasks returns Cache HIT in ~1 ms. [PASS]</w:t>
       </w:r>
     </w:p>
     <w:p>
       <w:pPr>
-        <w:pStyle w:val="ListParagraph"/>
+        <w:pStyle w:val="ListBullet"/>
         <w:spacing w:after="60" w:line="276" w:lineRule="auto"/>
       </w:pPr>
       <w:r>
         <w:rPr>
+          <w:rFonts w:ascii="Times New Roman" w:hAnsi="Times New Roman"/>
+          <w:b w:val="0"/>
+          <w:i w:val="0"/>
+          <w:color w:val="1E293B"/>
           <w:sz w:val="22"/>
+          <w:rFonts w:ascii="Times New Roman" w:hAnsi="Times New Roman" w:cs="Times New Roman"/>
         </w:rPr>
         <w:t>Test 3: POST /tasks creates task and invalidates cache key. [PASS]</w:t>
       </w:r>
     </w:p>
     <w:p>
       <w:pPr>
-        <w:pStyle w:val="ListParagraph"/>
+        <w:pStyle w:val="ListBullet"/>
         <w:spacing w:after="60" w:line="276" w:lineRule="auto"/>
       </w:pPr>
       <w:r>
         <w:rPr>
+          <w:rFonts w:ascii="Times New Roman" w:hAnsi="Times New Roman"/>
+          <w:b w:val="0"/>
+          <w:i w:val="0"/>
+          <w:color w:val="1E293B"/>
           <w:sz w:val="22"/>
+          <w:rFonts w:ascii="Times New Roman" w:hAnsi="Times New Roman" w:cs="Times New Roman"/>
         </w:rPr>
         <w:t>Test 4: Subsequent GET /tasks returns Cache MISS with fresh task data included. [PASS]</w:t>
       </w:r>
     </w:p>
     <w:p>
       <w:pPr>
-        <w:spacing w:before="280" w:after="120"/>
+        <w:spacing w:before="240" w:after="80"/>
       </w:pPr>
       <w:r>
         <w:rPr>
+          <w:rFonts w:ascii="Times New Roman" w:hAnsi="Times New Roman"/>
           <w:b/>
-          <w:sz w:val="40"/>
+          <w:i w:val="0"/>
+          <w:color w:val="0F172A"/>
+          <w:sz w:val="32"/>
+          <w:rFonts w:ascii="Times New Roman" w:hAnsi="Times New Roman" w:cs="Times New Roman"/>
         </w:rPr>
         <w:t>9. Key Questions and Answers (Viva Preparation)</w:t>
       </w:r>
@@ -688,21 +980,30 @@
       </w:pPr>
       <w:r>
         <w:rPr>
+          <w:rFonts w:ascii="Times New Roman" w:hAnsi="Times New Roman"/>
           <w:b/>
+          <w:i w:val="0"/>
+          <w:color w:val="0F172A"/>
           <w:sz w:val="22"/>
+          <w:rFonts w:ascii="Times New Roman" w:hAnsi="Times New Roman" w:cs="Times New Roman"/>
         </w:rPr>
-        <w:t>Q: Why must the cache be invalidated on every write operation?</w:t>
+        <w:t>Q1. Why must the cache be invalidated on every write operation?</w:t>
       </w:r>
     </w:p>
     <w:p>
       <w:pPr>
-        <w:spacing w:after="120"/>
+        <w:spacing w:after="120" w:line="276" w:lineRule="auto"/>
       </w:pPr>
       <w:r>
         <w:rPr>
+          <w:rFonts w:ascii="Times New Roman" w:hAnsi="Times New Roman"/>
+          <w:b w:val="0"/>
+          <w:i w:val="0"/>
+          <w:color w:val="334155"/>
           <w:sz w:val="22"/>
+          <w:rFonts w:ascii="Times New Roman" w:hAnsi="Times New Roman" w:cs="Times New Roman"/>
         </w:rPr>
-        <w:t>A: If cache invalidation is skipped, users will continue reading stale data from RAM until the TTL expires, leading to data inconsistency.</w:t>
+        <w:t>Ans: If cache invalidation is skipped, users will continue reading stale data from RAM until the TTL expires, leading to data inconsistency.</w:t>
       </w:r>
     </w:p>
     <w:p>
@@ -711,21 +1012,30 @@
       </w:pPr>
       <w:r>
         <w:rPr>
+          <w:rFonts w:ascii="Times New Roman" w:hAnsi="Times New Roman"/>
           <w:b/>
+          <w:i w:val="0"/>
+          <w:color w:val="0F172A"/>
           <w:sz w:val="22"/>
+          <w:rFonts w:ascii="Times New Roman" w:hAnsi="Times New Roman" w:cs="Times New Roman"/>
         </w:rPr>
-        <w:t>Q: Why is process in-memory caching (node-cache) not suitable for multi-server deployments?</w:t>
+        <w:t>Q2. Why is process in-memory caching (node-cache) not suitable for multi-server deployments?</w:t>
       </w:r>
     </w:p>
     <w:p>
       <w:pPr>
-        <w:spacing w:after="120"/>
+        <w:spacing w:after="120" w:line="276" w:lineRule="auto"/>
       </w:pPr>
       <w:r>
         <w:rPr>
+          <w:rFonts w:ascii="Times New Roman" w:hAnsi="Times New Roman"/>
+          <w:b w:val="0"/>
+          <w:i w:val="0"/>
+          <w:color w:val="334155"/>
           <w:sz w:val="22"/>
+          <w:rFonts w:ascii="Times New Roman" w:hAnsi="Times New Roman" w:cs="Times New Roman"/>
         </w:rPr>
-        <w:t>A: In-memory caching is isolated to the local process heap. In horizontally scaled setups across multiple containers, Server A will not know if Server B modified the database. Distributed caches like Redis are used for multi-instance clusters.</w:t>
+        <w:t>Ans: In-memory caching is isolated to the local process heap. In horizontally scaled setups across multiple containers, Server A will not know if Server B modified the database. Distributed caches like Redis are used for multi-instance clusters.</w:t>
       </w:r>
     </w:p>
     <w:p>
@@ -734,153 +1044,14 @@
       </w:pPr>
       <w:r>
         <w:rPr>
+          <w:rFonts w:ascii="Times New Roman" w:hAnsi="Times New Roman"/>
           <w:b/>
+          <w:i w:val="0"/>
+          <w:color w:val="0F172A"/>
           <w:sz w:val="22"/>
+          <w:rFonts w:ascii="Times New Roman" w:hAnsi="Times New Roman" w:cs="Times New Roman"/>
         </w:rPr>
-        <w:t>Q: What is a reasonable TTL and what trade-off does it represent?</w:t>
-      </w:r>
-    </w:p>
-    <w:p>
-      <w:pPr>
-        <w:spacing w:after="120"/>
-      </w:pPr>
-      <w:r>
-        <w:rPr>
-          <w:sz w:val="22"/>
-        </w:rPr>
-        <w:t>A: In task management, 60 seconds is balanced. Longer TTLs save database load but risk serving slightly stale data if invalidation misses an edge case; shorter TTLs protect freshness at the cost of more frequent database queries.</w:t>
-      </w:r>
-    </w:p>
-    <w:p>
-      <w:pPr>
-        <w:spacing w:before="280" w:after="120"/>
-      </w:pPr>
-      <w:r>
-        <w:rPr>
-          <w:b/>
-          <w:sz w:val="40"/>
-        </w:rPr>
-        <w:t>10. Common Errors and Troubleshooting Guide</w:t>
-      </w:r>
-    </w:p>
-    <w:p>
-      <w:pPr>
-        <w:pStyle w:val="ListParagraph"/>
-        <w:spacing w:after="60" w:line="276" w:lineRule="auto"/>
-      </w:pPr>
-      <w:r>
-        <w:rPr>
-          <w:sz w:val="22"/>
-        </w:rPr>
-        <w:t>Issue: Updated task not reflected in GET response</w:t>
-      </w:r>
-    </w:p>
-    <w:p>
-      <w:pPr>
-        <w:pStyle w:val="ListParagraph"/>
-        <w:spacing w:after="60" w:line="276" w:lineRule="auto"/>
-      </w:pPr>
-      <w:r>
-        <w:rPr>
-          <w:sz w:val="22"/>
-        </w:rPr>
-        <w:t xml:space="preserve">  • Likely Cause: Cache key not invalidated in write handlers</w:t>
-      </w:r>
-    </w:p>
-    <w:p>
-      <w:pPr>
-        <w:pStyle w:val="ListParagraph"/>
-        <w:spacing w:after="60" w:line="276" w:lineRule="auto"/>
-      </w:pPr>
-      <w:r>
-        <w:rPr>
-          <w:sz w:val="22"/>
-        </w:rPr>
-        <w:t xml:space="preserve">  • Resolution / Fix: Call invalidateTaskCache() inside POST, PUT, and DELETE route handlers.</w:t>
-      </w:r>
-    </w:p>
-    <w:p>
-      <w:pPr>
-        <w:pStyle w:val="ListParagraph"/>
-        <w:spacing w:after="60" w:line="276" w:lineRule="auto"/>
-      </w:pPr>
-      <w:r>
-        <w:rPr>
-          <w:sz w:val="22"/>
-        </w:rPr>
-        <w:t>Issue: No measurable difference between cached and uncached</w:t>
-      </w:r>
-    </w:p>
-    <w:p>
-      <w:pPr>
-        <w:pStyle w:val="ListParagraph"/>
-        <w:spacing w:after="60" w:line="276" w:lineRule="auto"/>
-      </w:pPr>
-      <w:r>
-        <w:rPr>
-          <w:sz w:val="22"/>
-        </w:rPr>
-        <w:t xml:space="preserve">  • Likely Cause: Dataset too small or TTL too short</w:t>
-      </w:r>
-    </w:p>
-    <w:p>
-      <w:pPr>
-        <w:pStyle w:val="ListParagraph"/>
-        <w:spacing w:after="60" w:line="276" w:lineRule="auto"/>
-      </w:pPr>
-      <w:r>
-        <w:rPr>
-          <w:sz w:val="22"/>
-        </w:rPr>
-        <w:t xml:space="preserve">  • Resolution / Fix: Ensure TTL is at least 60 seconds and test with multiple repeated requests.</w:t>
-      </w:r>
-    </w:p>
-    <w:p>
-      <w:pPr>
-        <w:pStyle w:val="ListParagraph"/>
-        <w:spacing w:after="60" w:line="276" w:lineRule="auto"/>
-      </w:pPr>
-      <w:r>
-        <w:rPr>
-          <w:sz w:val="22"/>
-        </w:rPr>
-        <w:t>Issue: Cache works but server restart wipes it</w:t>
-      </w:r>
-    </w:p>
-    <w:p>
-      <w:pPr>
-        <w:pStyle w:val="ListParagraph"/>
-        <w:spacing w:after="60" w:line="276" w:lineRule="auto"/>
-      </w:pPr>
-      <w:r>
-        <w:rPr>
-          <w:sz w:val="22"/>
-        </w:rPr>
-        <w:t xml:space="preserve">  • Likely Cause: Expected in-memory behavior</w:t>
-      </w:r>
-    </w:p>
-    <w:p>
-      <w:pPr>
-        <w:pStyle w:val="ListParagraph"/>
-        <w:spacing w:after="60" w:line="276" w:lineRule="auto"/>
-      </w:pPr>
-      <w:r>
-        <w:rPr>
-          <w:sz w:val="22"/>
-        </w:rPr>
-        <w:t xml:space="preserve">  • Resolution / Fix: In-memory process cache is volatile and resets on server reload; document this in lab notes.</w:t>
-      </w:r>
-    </w:p>
-    <w:p>
-      <w:pPr>
-        <w:spacing w:before="280" w:after="120"/>
-      </w:pPr>
-      <w:r>
-        <w:rPr>
-          <w:b/>
-          <w:sz w:val="40"/>
-        </w:rPr>
-        <w:t>11. Learning Outcome</w:t>
+        <w:t>Q3. What is a reasonable TTL and what trade-off does it represent?</w:t>
       </w:r>
     </w:p>
     <w:p>
@@ -889,42 +1060,305 @@
       </w:pPr>
       <w:r>
         <w:rPr>
+          <w:rFonts w:ascii="Times New Roman" w:hAnsi="Times New Roman"/>
+          <w:b w:val="0"/>
+          <w:i w:val="0"/>
+          <w:color w:val="334155"/>
           <w:sz w:val="22"/>
+          <w:rFonts w:ascii="Times New Roman" w:hAnsi="Times New Roman" w:cs="Times New Roman"/>
+        </w:rPr>
+        <w:t>Ans: In task management, 60 seconds is balanced. Longer TTLs save database load but risk serving slightly stale data if invalidation misses an edge case; shorter TTLs protect freshness at the cost of more frequent database queries.</w:t>
+      </w:r>
+    </w:p>
+    <w:p>
+      <w:pPr>
+        <w:spacing w:before="240" w:after="80"/>
+      </w:pPr>
+      <w:r>
+        <w:rPr>
+          <w:rFonts w:ascii="Times New Roman" w:hAnsi="Times New Roman"/>
+          <w:b/>
+          <w:i w:val="0"/>
+          <w:color w:val="0F172A"/>
+          <w:sz w:val="32"/>
+          <w:rFonts w:ascii="Times New Roman" w:hAnsi="Times New Roman" w:cs="Times New Roman"/>
+        </w:rPr>
+        <w:t>10. Common Errors and Troubleshooting Guide</w:t>
+      </w:r>
+    </w:p>
+    <w:p>
+      <w:pPr>
+        <w:pStyle w:val="ListBullet"/>
+        <w:spacing w:after="60" w:line="276" w:lineRule="auto"/>
+      </w:pPr>
+      <w:r>
+        <w:rPr>
+          <w:rFonts w:ascii="Times New Roman" w:hAnsi="Times New Roman"/>
+          <w:b w:val="0"/>
+          <w:i w:val="0"/>
+          <w:color w:val="1E293B"/>
+          <w:sz w:val="22"/>
+          <w:rFonts w:ascii="Times New Roman" w:hAnsi="Times New Roman" w:cs="Times New Roman"/>
+        </w:rPr>
+        <w:t>Issue: Updated task not reflected in GET response</w:t>
+      </w:r>
+    </w:p>
+    <w:p>
+      <w:pPr>
+        <w:pStyle w:val="ListBullet"/>
+        <w:spacing w:after="60" w:line="276" w:lineRule="auto"/>
+      </w:pPr>
+      <w:r>
+        <w:rPr>
+          <w:rFonts w:ascii="Times New Roman" w:hAnsi="Times New Roman"/>
+          <w:b w:val="0"/>
+          <w:i w:val="0"/>
+          <w:color w:val="1E293B"/>
+          <w:sz w:val="22"/>
+          <w:rFonts w:ascii="Times New Roman" w:hAnsi="Times New Roman" w:cs="Times New Roman"/>
+        </w:rPr>
+        <w:t xml:space="preserve">  • Likely Cause: Cache key not invalidated in write handlers</w:t>
+      </w:r>
+    </w:p>
+    <w:p>
+      <w:pPr>
+        <w:pStyle w:val="ListBullet"/>
+        <w:spacing w:after="60" w:line="276" w:lineRule="auto"/>
+      </w:pPr>
+      <w:r>
+        <w:rPr>
+          <w:rFonts w:ascii="Times New Roman" w:hAnsi="Times New Roman"/>
+          <w:b w:val="0"/>
+          <w:i w:val="0"/>
+          <w:color w:val="1E293B"/>
+          <w:sz w:val="22"/>
+          <w:rFonts w:ascii="Times New Roman" w:hAnsi="Times New Roman" w:cs="Times New Roman"/>
+        </w:rPr>
+        <w:t xml:space="preserve">  • Resolution / Fix: Call invalidateTaskCache() inside POST, PUT, and DELETE route handlers.</w:t>
+      </w:r>
+    </w:p>
+    <w:p>
+      <w:pPr>
+        <w:pStyle w:val="ListBullet"/>
+        <w:spacing w:after="60" w:line="276" w:lineRule="auto"/>
+      </w:pPr>
+      <w:r>
+        <w:rPr>
+          <w:rFonts w:ascii="Times New Roman" w:hAnsi="Times New Roman"/>
+          <w:b w:val="0"/>
+          <w:i w:val="0"/>
+          <w:color w:val="1E293B"/>
+          <w:sz w:val="22"/>
+          <w:rFonts w:ascii="Times New Roman" w:hAnsi="Times New Roman" w:cs="Times New Roman"/>
+        </w:rPr>
+        <w:t>Issue: No measurable difference between cached and uncached</w:t>
+      </w:r>
+    </w:p>
+    <w:p>
+      <w:pPr>
+        <w:pStyle w:val="ListBullet"/>
+        <w:spacing w:after="60" w:line="276" w:lineRule="auto"/>
+      </w:pPr>
+      <w:r>
+        <w:rPr>
+          <w:rFonts w:ascii="Times New Roman" w:hAnsi="Times New Roman"/>
+          <w:b w:val="0"/>
+          <w:i w:val="0"/>
+          <w:color w:val="1E293B"/>
+          <w:sz w:val="22"/>
+          <w:rFonts w:ascii="Times New Roman" w:hAnsi="Times New Roman" w:cs="Times New Roman"/>
+        </w:rPr>
+        <w:t xml:space="preserve">  • Likely Cause: Dataset too small or TTL too short</w:t>
+      </w:r>
+    </w:p>
+    <w:p>
+      <w:pPr>
+        <w:pStyle w:val="ListBullet"/>
+        <w:spacing w:after="60" w:line="276" w:lineRule="auto"/>
+      </w:pPr>
+      <w:r>
+        <w:rPr>
+          <w:rFonts w:ascii="Times New Roman" w:hAnsi="Times New Roman"/>
+          <w:b w:val="0"/>
+          <w:i w:val="0"/>
+          <w:color w:val="1E293B"/>
+          <w:sz w:val="22"/>
+          <w:rFonts w:ascii="Times New Roman" w:hAnsi="Times New Roman" w:cs="Times New Roman"/>
+        </w:rPr>
+        <w:t xml:space="preserve">  • Resolution / Fix: Ensure TTL is at least 60 seconds and test with multiple repeated requests.</w:t>
+      </w:r>
+    </w:p>
+    <w:p>
+      <w:pPr>
+        <w:pStyle w:val="ListBullet"/>
+        <w:spacing w:after="60" w:line="276" w:lineRule="auto"/>
+      </w:pPr>
+      <w:r>
+        <w:rPr>
+          <w:rFonts w:ascii="Times New Roman" w:hAnsi="Times New Roman"/>
+          <w:b w:val="0"/>
+          <w:i w:val="0"/>
+          <w:color w:val="1E293B"/>
+          <w:sz w:val="22"/>
+          <w:rFonts w:ascii="Times New Roman" w:hAnsi="Times New Roman" w:cs="Times New Roman"/>
+        </w:rPr>
+        <w:t>Issue: Cache works but server restart wipes it</w:t>
+      </w:r>
+    </w:p>
+    <w:p>
+      <w:pPr>
+        <w:pStyle w:val="ListBullet"/>
+        <w:spacing w:after="60" w:line="276" w:lineRule="auto"/>
+      </w:pPr>
+      <w:r>
+        <w:rPr>
+          <w:rFonts w:ascii="Times New Roman" w:hAnsi="Times New Roman"/>
+          <w:b w:val="0"/>
+          <w:i w:val="0"/>
+          <w:color w:val="1E293B"/>
+          <w:sz w:val="22"/>
+          <w:rFonts w:ascii="Times New Roman" w:hAnsi="Times New Roman" w:cs="Times New Roman"/>
+        </w:rPr>
+        <w:t xml:space="preserve">  • Likely Cause: Expected in-memory behavior</w:t>
+      </w:r>
+    </w:p>
+    <w:p>
+      <w:pPr>
+        <w:pStyle w:val="ListBullet"/>
+        <w:spacing w:after="60" w:line="276" w:lineRule="auto"/>
+      </w:pPr>
+      <w:r>
+        <w:rPr>
+          <w:rFonts w:ascii="Times New Roman" w:hAnsi="Times New Roman"/>
+          <w:b w:val="0"/>
+          <w:i w:val="0"/>
+          <w:color w:val="1E293B"/>
+          <w:sz w:val="22"/>
+          <w:rFonts w:ascii="Times New Roman" w:hAnsi="Times New Roman" w:cs="Times New Roman"/>
+        </w:rPr>
+        <w:t xml:space="preserve">  • Resolution / Fix: In-memory process cache is volatile and resets on server reload; document this in lab notes.</w:t>
+      </w:r>
+    </w:p>
+    <w:p>
+      <w:pPr>
+        <w:spacing w:before="240" w:after="80"/>
+      </w:pPr>
+      <w:r>
+        <w:rPr>
+          <w:rFonts w:ascii="Times New Roman" w:hAnsi="Times New Roman"/>
+          <w:b/>
+          <w:i w:val="0"/>
+          <w:color w:val="0F172A"/>
+          <w:sz w:val="32"/>
+          <w:rFonts w:ascii="Times New Roman" w:hAnsi="Times New Roman" w:cs="Times New Roman"/>
+        </w:rPr>
+        <w:t>11. Learning Outcome</w:t>
+      </w:r>
+    </w:p>
+    <w:p>
+      <w:pPr>
+        <w:spacing w:after="80" w:line="276" w:lineRule="auto"/>
+      </w:pPr>
+      <w:r>
+        <w:rPr>
+          <w:rFonts w:ascii="Times New Roman" w:hAnsi="Times New Roman"/>
+          <w:b w:val="0"/>
+          <w:i w:val="0"/>
+          <w:color w:val="1E293B"/>
+          <w:sz w:val="22"/>
+          <w:rFonts w:ascii="Times New Roman" w:hAnsi="Times New Roman" w:cs="Times New Roman"/>
         </w:rPr>
         <w:t>I successfully implemented server-side in-memory caching with node-cache, designed write invalidation logic, and empirically measured a 34x response time improvement.</w:t>
       </w:r>
     </w:p>
     <w:p>
       <w:pPr>
-        <w:spacing w:before="280" w:after="120"/>
+        <w:spacing w:before="240" w:after="80"/>
       </w:pPr>
       <w:r>
         <w:rPr>
+          <w:rFonts w:ascii="Times New Roman" w:hAnsi="Times New Roman"/>
           <w:b/>
-          <w:sz w:val="40"/>
+          <w:i w:val="0"/>
+          <w:color w:val="0F172A"/>
+          <w:sz w:val="32"/>
+          <w:rFonts w:ascii="Times New Roman" w:hAnsi="Times New Roman" w:cs="Times New Roman"/>
         </w:rPr>
         <w:t>12. Student Reflection</w:t>
       </w:r>
     </w:p>
     <w:p>
       <w:pPr>
-        <w:spacing w:after="120" w:line="276" w:lineRule="auto"/>
+        <w:spacing w:after="80" w:line="276" w:lineRule="auto"/>
       </w:pPr>
       <w:r>
         <w:rPr>
+          <w:rFonts w:ascii="Times New Roman" w:hAnsi="Times New Roman"/>
+          <w:b w:val="0"/>
+          <w:i w:val="0"/>
+          <w:color w:val="1E293B"/>
           <w:sz w:val="22"/>
+          <w:rFonts w:ascii="Times New Roman" w:hAnsi="Times New Roman" w:cs="Times New Roman"/>
         </w:rPr>
         <w:t>Measuring latency with and without caching made database query costs tangible and proved how high-traffic APIs maintain responsiveness.</w:t>
       </w:r>
     </w:p>
     <w:sectPr>
+      <w:headerReference w:type="default" r:id="rId9"/>
+      <w:footerReference w:type="default" r:id="rId10"/>
       <w:pgSz w:w="12240" w:h="15840"/>
-      <w:pgMar w:top="1080" w:right="1080" w:bottom="1080" w:left="1080" w:header="720" w:footer="720" w:gutter="0"/>
+      <w:pgMar w:top="936" w:right="1080" w:bottom="936" w:left="1080" w:header="720" w:footer="720" w:gutter="0"/>
       <w:cols w:space="720"/>
       <w:docGrid w:linePitch="360"/>
     </w:sectPr>
   </w:body>
 </w:document>
+</file>
+
+<file path=word/footer1.xml><?xml version="1.0" encoding="utf-8"?>
+<w:ftr xmlns:m="http://schemas.openxmlformats.org/officeDocument/2006/math" xmlns:mc="http://schemas.openxmlformats.org/markup-compatibility/2006" xmlns:mo="http://schemas.microsoft.com/office/mac/office/2008/main" xmlns:mv="urn:schemas-microsoft-com:mac:vml" xmlns:o="urn:schemas-microsoft-com:office:office" xmlns:r="http://schemas.openxmlformats.org/officeDocument/2006/relationships" xmlns:v="urn:schemas-microsoft-com:vml" xmlns:w10="urn:schemas-microsoft-com:office:word" xmlns:w14="http://schemas.microsoft.com/office/word/2010/wordml" xmlns:w="http://schemas.openxmlformats.org/wordprocessingml/2006/main" xmlns:wne="http://schemas.microsoft.com/office/word/2006/wordml" xmlns:wp14="http://schemas.microsoft.com/office/word/2010/wordprocessingDrawing" xmlns:wp="http://schemas.openxmlformats.org/drawingml/2006/wordprocessingDrawing" xmlns:wpc="http://schemas.microsoft.com/office/word/2010/wordprocessingCanvas" xmlns:wpg="http://schemas.microsoft.com/office/word/2010/wordprocessingGroup" xmlns:wpi="http://schemas.microsoft.com/office/word/2010/wordprocessingInk" xmlns:wps="http://schemas.microsoft.com/office/word/2010/wordprocessingShape" mc:Ignorable="w14 wp14">
+  <w:p>
+    <w:pPr>
+      <w:pStyle w:val="Footer"/>
+      <w:jc w:val="center"/>
+    </w:pPr>
+    <w:r/>
+    <w:r>
+      <w:rPr>
+        <w:rFonts w:ascii="Times New Roman" w:hAnsi="Times New Roman"/>
+        <w:b w:val="0"/>
+        <w:i/>
+        <w:color w:val="64748B"/>
+        <w:sz w:val="19"/>
+        <w:rFonts w:ascii="Times New Roman" w:hAnsi="Times New Roman" w:cs="Times New Roman"/>
+      </w:rPr>
+      <w:t>24DIT021 | CHARUSAT DEPSTAR IT</w:t>
+    </w:r>
+  </w:p>
+</w:ftr>
+</file>
+
+<file path=word/header1.xml><?xml version="1.0" encoding="utf-8"?>
+<w:hdr xmlns:m="http://schemas.openxmlformats.org/officeDocument/2006/math" xmlns:mc="http://schemas.openxmlformats.org/markup-compatibility/2006" xmlns:mo="http://schemas.microsoft.com/office/mac/office/2008/main" xmlns:mv="urn:schemas-microsoft-com:mac:vml" xmlns:o="urn:schemas-microsoft-com:office:office" xmlns:r="http://schemas.openxmlformats.org/officeDocument/2006/relationships" xmlns:v="urn:schemas-microsoft-com:vml" xmlns:w10="urn:schemas-microsoft-com:office:word" xmlns:w14="http://schemas.microsoft.com/office/word/2010/wordml" xmlns:w="http://schemas.openxmlformats.org/wordprocessingml/2006/main" xmlns:wne="http://schemas.microsoft.com/office/word/2006/wordml" xmlns:wp14="http://schemas.microsoft.com/office/word/2010/wordprocessingDrawing" xmlns:wp="http://schemas.openxmlformats.org/drawingml/2006/wordprocessingDrawing" xmlns:wpc="http://schemas.microsoft.com/office/word/2010/wordprocessingCanvas" xmlns:wpg="http://schemas.microsoft.com/office/word/2010/wordprocessingGroup" xmlns:wpi="http://schemas.microsoft.com/office/word/2010/wordprocessingInk" xmlns:wps="http://schemas.microsoft.com/office/word/2010/wordprocessingShape" mc:Ignorable="w14 wp14">
+  <w:p>
+    <w:pPr>
+      <w:pStyle w:val="Header"/>
+      <w:jc w:val="right"/>
+    </w:pPr>
+    <w:r/>
+    <w:r>
+      <w:rPr>
+        <w:rFonts w:ascii="Times New Roman" w:hAnsi="Times New Roman"/>
+        <w:b/>
+        <w:i w:val="0"/>
+        <w:color w:val="475569"/>
+        <w:sz w:val="20"/>
+        <w:rFonts w:ascii="Times New Roman" w:hAnsi="Times New Roman" w:cs="Times New Roman"/>
+      </w:rPr>
+      <w:t>24DIT021</w:t>
+    </w:r>
+  </w:p>
+</w:hdr>
 </file>
 
 <file path=word/numbering.xml><?xml version="1.0" encoding="utf-8"?>
